--- a/rus/docx/018.content.docx
+++ b/rus/docx/018.content.docx
@@ -237,7 +237,7 @@
         <w:rPr>
           <w:lang w:val="ru_RU" w:bidi="ru_RU"/>
         </w:rPr>
-        <w:t xml:space="preserve"> (2213014 KB)</w:t>
+        <w:t xml:space="preserve"> (2.1 MB)</w:t>
       </w:r>
       <w:r>
         <w:rPr>
